--- a/report/perfedskd/PerFed-SKD.docx
+++ b/report/perfedskd/PerFed-SKD.docx
@@ -3238,7 +3238,7 @@
         <w:rPr>
           <w:rStyle w:val="VerbatimChar"/>
         </w:rPr>
-        <w:t xml:space="preserve">knowledge/ARCHITECTURE.md</w:t>
+        <w:t xml:space="preserve">knowledge/architecture.md</w:t>
       </w:r>
       <w:r>
         <w:t xml:space="preserve"> </w:t>
@@ -3489,7 +3489,7 @@
               <w:rPr>
                 <w:rStyle w:val="VerbatimChar"/>
               </w:rPr>
-              <w:t xml:space="preserve">knowledge/ARCHITECTURE.md</w:t>
+              <w:t xml:space="preserve">knowledge/architecture.md</w:t>
             </w:r>
             <w:r>
               <w:t xml:space="preserve">; bài báo không quy định kiến trúc</w:t>
@@ -4203,7 +4203,7 @@
               <w:rPr>
                 <w:rStyle w:val="VerbatimChar"/>
               </w:rPr>
-              <w:t xml:space="preserve">knowledge/ARCHITECTURE.md</w:t>
+              <w:t xml:space="preserve">knowledge/architecture.md</w:t>
             </w:r>
             <w:r>
               <w:t xml:space="preserve"> </w:t>
@@ -4362,7 +4362,7 @@
               <w:rPr>
                 <w:rStyle w:val="VerbatimChar"/>
               </w:rPr>
-              <w:t xml:space="preserve">knowledge/DATASET.md</w:t>
+              <w:t xml:space="preserve">knowledge/dataset.md</w:t>
             </w:r>
             <w:r>
               <w:t xml:space="preserve"> </w:t>
@@ -4425,7 +4425,7 @@
               <w:rPr>
                 <w:rStyle w:val="VerbatimChar"/>
               </w:rPr>
-              <w:t xml:space="preserve">knowledge/ARCHITECTURE.md</w:t>
+              <w:t xml:space="preserve">knowledge/architecture.md</w:t>
             </w:r>
             <w:r>
               <w:t xml:space="preserve"> </w:t>
@@ -4500,7 +4500,7 @@
               <w:rPr>
                 <w:rStyle w:val="VerbatimChar"/>
               </w:rPr>
-              <w:t xml:space="preserve">knowledge/LOCAL_ENV.md</w:t>
+              <w:t xml:space="preserve">knowledge/local-env.md</w:t>
             </w:r>
             <w:r>
               <w:t xml:space="preserve"> </w:t>
@@ -5673,7 +5673,7 @@
               <w:rPr>
                 <w:rStyle w:val="VerbatimChar"/>
               </w:rPr>
-              <w:t xml:space="preserve">knowledge/DATASET.md</w:t>
+              <w:t xml:space="preserve">knowledge/dataset.md</w:t>
             </w:r>
             <w:r>
               <w:t xml:space="preserve"> </w:t>
@@ -6416,7 +6416,7 @@
               <w:rPr>
                 <w:rStyle w:val="VerbatimChar"/>
               </w:rPr>
-              <w:t xml:space="preserve">DATASET.md</w:t>
+              <w:t xml:space="preserve">dataset.md</w:t>
             </w:r>
             <w:r>
               <w:t xml:space="preserve"> </w:t>
@@ -10455,7 +10455,7 @@
         <w:rPr>
           <w:rStyle w:val="VerbatimChar"/>
         </w:rPr>
-        <w:t xml:space="preserve">knowledge/LOCAL_ENV.md</w:t>
+        <w:t xml:space="preserve">knowledge/local-env.md</w:t>
       </w:r>
       <w:r>
         <w:t xml:space="preserve"> </w:t>
@@ -10488,7 +10488,7 @@
         <w:rPr>
           <w:rStyle w:val="VerbatimChar"/>
         </w:rPr>
-        <w:t xml:space="preserve">knowledge/DATASET.md</w:t>
+        <w:t xml:space="preserve">knowledge/dataset.md</w:t>
       </w:r>
       <w:r>
         <w:t xml:space="preserve"> </w:t>
@@ -10503,7 +10503,7 @@
         <w:rPr>
           <w:rStyle w:val="VerbatimChar"/>
         </w:rPr>
-        <w:t xml:space="preserve">ARCHITECTURE.md</w:t>
+        <w:t xml:space="preserve">architecture.md</w:t>
       </w:r>
       <w:r>
         <w:t xml:space="preserve"> </w:t>
@@ -10796,7 +10796,7 @@
           <w:rPr>
             <w:rStyle w:val="VerbatimChar"/>
           </w:rPr>
-          <w:t xml:space="preserve">TESTS.md</w:t>
+          <w:t xml:space="preserve">tests.md</w:t>
         </w:r>
       </w:hyperlink>
       <w:r>
@@ -12104,7 +12104,7 @@
           <w:rPr>
             <w:rStyle w:val="VerbatimChar"/>
           </w:rPr>
-          <w:t xml:space="preserve">knowledge/DATASET.md</w:t>
+          <w:t xml:space="preserve">knowledge/dataset.md</w:t>
         </w:r>
         <w:r>
           <w:rPr>
@@ -20899,7 +20899,7 @@
           <w:rPr>
             <w:rStyle w:val="VerbatimChar"/>
           </w:rPr>
-          <w:t xml:space="preserve">KAGGLE.md</w:t>
+          <w:t xml:space="preserve">kaggle.md</w:t>
         </w:r>
         <w:r>
           <w:rPr>
@@ -21927,7 +21927,7 @@
           <w:rPr>
             <w:rStyle w:val="VerbatimChar"/>
           </w:rPr>
-          <w:t xml:space="preserve">TESTS.md</w:t>
+          <w:t xml:space="preserve">tests.md</w:t>
         </w:r>
         <w:r>
           <w:rPr>
@@ -22993,7 +22993,7 @@
           <w:rPr>
             <w:rStyle w:val="VerbatimChar"/>
           </w:rPr>
-          <w:t xml:space="preserve">TESTS.md</w:t>
+          <w:t xml:space="preserve">tests.md</w:t>
         </w:r>
         <w:r>
           <w:rPr>
